--- a/blog/articles/pt/flamengo-volume-sem-veneno.docx
+++ b/blog/articles/pt/flamengo-volume-sem-veneno.docx
@@ -987,7 +987,7 @@
           <w:highlight w:val="white"/>
           <w:rtl w:val="0"/>
         </w:rPr>
-        <w:t xml:space="preserve"> foram tentativas de longa distância. Evertton Araujo chutou de longe no 17', no 24' e novamente no 84' e no 92'. Com xG entre 0,02 e 0,07 por tentativa, essas jogadas representam não apenas desperdício de finalizações, mas </w:t>
+        <w:t xml:space="preserve"> foram tentativas de longa distância. Evertton Araújo chutou de longe no 17', no 24' e novamente no 84' e no 92'. Com xG entre 0,02 e 0,07 por tentativa, essas jogadas representam não apenas desperdício de finalizações, mas </w:t>
       </w:r>
       <w:r>
         <w:rPr>
@@ -1704,7 +1704,7 @@
                 <w:highlight w:val="white"/>
                 <w:rtl w:val="0"/>
               </w:rPr>
-              <w:t xml:space="preserve">L. Araujo</w:t>
+              <w:t xml:space="preserve">L. Araújo </w:t>
             </w:r>
           </w:p>
         </w:tc>
@@ -3499,7 +3499,7 @@
                 <w:highlight w:val="white"/>
                 <w:rtl w:val="0"/>
               </w:rPr>
-              <w:t xml:space="preserve">L. Araujo</w:t>
+              <w:t xml:space="preserve">L. Araújo </w:t>
             </w:r>
           </w:p>
         </w:tc>

--- a/blog/articles/pt/flamengo-volume-sem-veneno.docx
+++ b/blog/articles/pt/flamengo-volume-sem-veneno.docx
@@ -5160,7 +5160,7 @@
           <w:highlight w:val="white"/>
           <w:rtl w:val="0"/>
         </w:rPr>
-        <w:t xml:space="preserve">Conclusão: Seleção de chutes e calma na finalização são o problema</w:t>
+        <w:t xml:space="preserve">Conclusão: Seleção de finalizações e falta de calma na frente do gol são o problema</w:t>
       </w:r>
     </w:p>
     <w:p>

--- a/blog/articles/pt/flamengo-volume-sem-veneno.docx
+++ b/blog/articles/pt/flamengo-volume-sem-veneno.docx
@@ -485,7 +485,7 @@
           <w:highlight w:val="white"/>
           <w:rtl w:val="0"/>
         </w:rPr>
-        <w:t xml:space="preserve"> (Carracal, 68')</w:t>
+        <w:t xml:space="preserve"> (Carrascal, 68')</w:t>
       </w:r>
     </w:p>
     <w:p>
